--- a/lessons/4-6/downloads/4-6-notes-teacher.docx
+++ b/lessons/4-6/downloads/4-6-notes-teacher.docx
@@ -14,7 +14,7 @@
           <w:sz w:val="18"/>
           <w:szCs w:val="18"/>
         </w:rPr>
-        <w:t xml:space="preserve">UNIT 4  ·  LESSON 6      STANDARD 6.RP.3D</w:t>
+        <w:t xml:space="preserve">UNIT 4  ·  LESSON 6      STANDARD 6.AT.3C</w:t>
       </w:r>
     </w:p>
     <w:p>
@@ -2518,6 +2518,32 @@
     </w:p>
     <w:p>
       <w:pPr>
+        <w:pStyle w:val="Heading2"/>
+        <w:spacing w:after="80" w:before="180"/>
+      </w:pPr>
+      <w:r>
+        <w:rPr>
+          <w:b/>
+          <w:bCs/>
+          <w:color w:val="12355B"/>
+          <w:sz w:val="24"/>
+          <w:szCs w:val="24"/>
+        </w:rPr>
+        <w:t xml:space="preserve">Level 1 Support</w:t>
+      </w:r>
+      <w:r>
+        <w:rPr>
+          <w:i/>
+          <w:iCs/>
+          <w:color w:val="1FA6A2"/>
+          <w:sz w:val="19"/>
+          <w:szCs w:val="19"/>
+        </w:rPr>
+        <w:t xml:space="preserve">   extra scaffolding</w:t>
+      </w:r>
+    </w:p>
+    <w:p>
+      <w:pPr>
         <w:keepNext/>
         <w:spacing w:after="60" w:before="160"/>
       </w:pPr>
@@ -2778,6 +2804,32 @@
     </w:tbl>
     <w:p>
       <w:pPr>
+        <w:pStyle w:val="Heading2"/>
+        <w:spacing w:after="80" w:before="180"/>
+      </w:pPr>
+      <w:r>
+        <w:rPr>
+          <w:b/>
+          <w:bCs/>
+          <w:color w:val="12355B"/>
+          <w:sz w:val="24"/>
+          <w:szCs w:val="24"/>
+        </w:rPr>
+        <w:t xml:space="preserve">On Level</w:t>
+      </w:r>
+      <w:r>
+        <w:rPr>
+          <w:i/>
+          <w:iCs/>
+          <w:color w:val="12355B"/>
+          <w:sz w:val="19"/>
+          <w:szCs w:val="19"/>
+        </w:rPr>
+        <w:t xml:space="preserve">   grade-level practice</w:t>
+      </w:r>
+    </w:p>
+    <w:p>
+      <w:pPr>
         <w:keepNext/>
         <w:spacing w:after="60" w:before="160"/>
       </w:pPr>
@@ -2908,136 +2960,6 @@
     </w:tbl>
     <w:p>
       <w:pPr>
-        <w:keepNext/>
-        <w:spacing w:after="60" w:before="160"/>
-      </w:pPr>
-      <w:r>
-        <w:rPr>
-          <w:b/>
-          <w:bCs/>
-          <w:color w:val="12355B"/>
-          <w:sz w:val="22"/>
-          <w:szCs w:val="22"/>
-        </w:rPr>
-        <w:t xml:space="preserve">4.  </w:t>
-      </w:r>
-      <w:r>
-        <w:rPr>
-          <w:b/>
-          <w:bCs/>
-          <w:sz w:val="21"/>
-          <w:szCs w:val="21"/>
-        </w:rPr>
-        <w:t xml:space="preserve">Leg 1: The joystick rod is 3 feet long, but the parts catalog lists it in inches. How many inches is that? (1 ft = 12 in)</w:t>
-      </w:r>
-    </w:p>
-    <w:p>
-      <w:pPr>
-        <w:spacing w:after="40"/>
-        <w:ind w:left="420"/>
-      </w:pPr>
-      <w:r>
-        <w:rPr>
-          <w:sz w:val="20"/>
-          <w:szCs w:val="20"/>
-        </w:rPr>
-        <w:t xml:space="preserve">A)  36 inches</w:t>
-      </w:r>
-    </w:p>
-    <w:p>
-      <w:pPr>
-        <w:spacing w:after="40"/>
-        <w:ind w:left="420"/>
-      </w:pPr>
-      <w:r>
-        <w:rPr>
-          <w:sz w:val="20"/>
-          <w:szCs w:val="20"/>
-        </w:rPr>
-        <w:t xml:space="preserve">B)  15 inches</w:t>
-      </w:r>
-    </w:p>
-    <w:p>
-      <w:pPr>
-        <w:spacing w:after="40"/>
-        <w:ind w:left="420"/>
-      </w:pPr>
-      <w:r>
-        <w:rPr>
-          <w:sz w:val="20"/>
-          <w:szCs w:val="20"/>
-        </w:rPr>
-        <w:t xml:space="preserve">C)  30 inches</w:t>
-      </w:r>
-    </w:p>
-    <w:p>
-      <w:pPr>
-        <w:spacing w:after="40"/>
-        <w:ind w:left="420"/>
-      </w:pPr>
-      <w:r>
-        <w:rPr>
-          <w:sz w:val="20"/>
-          <w:szCs w:val="20"/>
-        </w:rPr>
-        <w:t xml:space="preserve">D)  33 inches</w:t>
-      </w:r>
-    </w:p>
-    <w:p>
-      <w:pPr>
-        <w:spacing w:after="20"/>
-      </w:pPr>
-      <w:r>
-        <w:t xml:space="preserve"/>
-      </w:r>
-    </w:p>
-    <w:tbl>
-      <w:tblPr>
-        <w:tblW w:type="pct" w:w="100%"/>
-        <w:tblBorders>
-          <w:top w:val="single" w:color="C7D2DD" w:sz="6"/>
-          <w:left w:val="single" w:color="C7D2DD" w:sz="6"/>
-          <w:bottom w:val="single" w:color="C7D2DD" w:sz="6"/>
-          <w:right w:val="single" w:color="C7D2DD" w:sz="6"/>
-          <w:insideH w:val="single" w:color="auto" w:sz="4"/>
-          <w:insideV w:val="single" w:color="auto" w:sz="4"/>
-        </w:tblBorders>
-      </w:tblPr>
-      <w:tblGrid>
-        <w:gridCol w:w="100"/>
-      </w:tblGrid>
-      <w:tr>
-        <w:tc>
-          <w:tcPr>
-            <w:shd w:fill="FBF3E2" w:color="auto" w:val="clear"/>
-            <w:tcMar>
-              <w:top w:type="dxa" w:w="60"/>
-              <w:left w:type="dxa" w:w="120"/>
-              <w:bottom w:type="dxa" w:w="60"/>
-              <w:right w:type="dxa" w:w="120"/>
-            </w:tcMar>
-          </w:tcPr>
-          <w:p>
-            <w:pPr>
-              <w:spacing w:after="0" w:line="320"/>
-            </w:pPr>
-            <w:r>
-              <w:t xml:space="preserve"/>
-            </w:r>
-          </w:p>
-          <w:p>
-            <w:pPr>
-              <w:spacing w:after="0" w:line="320"/>
-            </w:pPr>
-            <w:r>
-              <w:t xml:space="preserve"/>
-            </w:r>
-          </w:p>
-        </w:tc>
-      </w:tr>
-    </w:tbl>
-    <w:p>
-      <w:pPr>
         <w:pStyle w:val="Heading1"/>
         <w:pageBreakBefore/>
         <w:pBdr>
@@ -3406,23 +3328,17 @@
     </w:p>
     <w:p>
       <w:pPr>
-        <w:spacing w:after="80"/>
-      </w:pPr>
-      <w:r>
-        <w:rPr>
-          <w:b/>
-          <w:bCs/>
-          <w:sz w:val="21"/>
-          <w:szCs w:val="21"/>
-        </w:rPr>
-        <w:t xml:space="preserve">1.  </w:t>
-      </w:r>
-      <w:r>
-        <w:rPr>
-          <w:sz w:val="21"/>
-          <w:szCs w:val="21"/>
-        </w:rPr>
-        <w:t xml:space="preserve">A)  64 ounces</w:t>
+        <w:spacing w:after="100"/>
+      </w:pPr>
+      <w:r>
+        <w:rPr>
+          <w:b/>
+          <w:bCs/>
+          <w:color w:val="B97A12"/>
+          <w:sz w:val="20"/>
+          <w:szCs w:val="20"/>
+        </w:rPr>
+        <w:t xml:space="preserve">Watch for this mistake:  </w:t>
       </w:r>
       <w:r>
         <w:rPr>
@@ -3432,7 +3348,23 @@
           <w:sz w:val="19"/>
           <w:szCs w:val="19"/>
         </w:rPr>
-        <w:t xml:space="preserve">  — 1 pound = 16 ounces. 4 × 16 = 64 ounces.</w:t>
+        <w:t xml:space="preserve">A common mistake in Convert Measurement Units is applying the conversion factor in the wrong direction — for example, converting 4 feet to inches by dividing (4 ÷ 12 = 0.33 inches) instead of multiplying (4 × 12 = 48 inches), or converting 80 ounces to pounds by multiplying (80 × 16 = 1,280 pounds) instead of dividing (80 ÷ 16 = 5 pounds). Before you answer, ask: am I changing to a SMALLER unit (there will be MORE of them, so multiply) or a BIGGER unit (there will be FEWER of them, so divide)?</w:t>
+      </w:r>
+    </w:p>
+    <w:p>
+      <w:pPr>
+        <w:pStyle w:val="Heading2"/>
+        <w:spacing w:after="80" w:before="180"/>
+      </w:pPr>
+      <w:r>
+        <w:rPr>
+          <w:b/>
+          <w:bCs/>
+          <w:color w:val="12355B"/>
+          <w:sz w:val="24"/>
+          <w:szCs w:val="24"/>
+        </w:rPr>
+        <w:t xml:space="preserve">Level 1 Support</w:t>
       </w:r>
     </w:p>
     <w:p>
@@ -3446,14 +3378,14 @@
           <w:sz w:val="21"/>
           <w:szCs w:val="21"/>
         </w:rPr>
-        <w:t xml:space="preserve">2.  </w:t>
-      </w:r>
-      <w:r>
-        <w:rPr>
-          <w:sz w:val="21"/>
-          <w:szCs w:val="21"/>
-        </w:rPr>
-        <w:t xml:space="preserve">A)  2 feet</w:t>
+        <w:t xml:space="preserve">1.  </w:t>
+      </w:r>
+      <w:r>
+        <w:rPr>
+          <w:sz w:val="21"/>
+          <w:szCs w:val="21"/>
+        </w:rPr>
+        <w:t xml:space="preserve">A)  64 ounces</w:t>
       </w:r>
       <w:r>
         <w:rPr>
@@ -3463,7 +3395,7 @@
           <w:sz w:val="19"/>
           <w:szCs w:val="19"/>
         </w:rPr>
-        <w:t xml:space="preserve">  — 24 ÷ 12 = 2 feet.</w:t>
+        <w:t xml:space="preserve">  — 1 pound = 16 ounces. 4 × 16 = 64 ounces.</w:t>
       </w:r>
     </w:p>
     <w:p>
@@ -3477,14 +3409,14 @@
           <w:sz w:val="21"/>
           <w:szCs w:val="21"/>
         </w:rPr>
-        <w:t xml:space="preserve">3.  </w:t>
-      </w:r>
-      <w:r>
-        <w:rPr>
-          <w:sz w:val="21"/>
-          <w:szCs w:val="21"/>
-        </w:rPr>
-        <w:t xml:space="preserve">A)  2 feet 6 inches</w:t>
+        <w:t xml:space="preserve">2.  </w:t>
+      </w:r>
+      <w:r>
+        <w:rPr>
+          <w:sz w:val="21"/>
+          <w:szCs w:val="21"/>
+        </w:rPr>
+        <w:t xml:space="preserve">A)  2 feet</w:t>
       </w:r>
       <w:r>
         <w:rPr>
@@ -3494,7 +3426,23 @@
           <w:sz w:val="19"/>
           <w:szCs w:val="19"/>
         </w:rPr>
-        <w:t xml:space="preserve">  — 30 ÷ 12 = 2 remainder 6. So 30 inches = 2 feet 6 inches.</w:t>
+        <w:t xml:space="preserve">  — 24 ÷ 12 = 2 feet.</w:t>
+      </w:r>
+    </w:p>
+    <w:p>
+      <w:pPr>
+        <w:pStyle w:val="Heading2"/>
+        <w:spacing w:after="80" w:before="180"/>
+      </w:pPr>
+      <w:r>
+        <w:rPr>
+          <w:b/>
+          <w:bCs/>
+          <w:color w:val="12355B"/>
+          <w:sz w:val="24"/>
+          <w:szCs w:val="24"/>
+        </w:rPr>
+        <w:t xml:space="preserve">On Level</w:t>
       </w:r>
     </w:p>
     <w:p>
@@ -3508,14 +3456,14 @@
           <w:sz w:val="21"/>
           <w:szCs w:val="21"/>
         </w:rPr>
-        <w:t xml:space="preserve">4.  </w:t>
-      </w:r>
-      <w:r>
-        <w:rPr>
-          <w:sz w:val="21"/>
-          <w:szCs w:val="21"/>
-        </w:rPr>
-        <w:t xml:space="preserve">A)  36 inches</w:t>
+        <w:t xml:space="preserve">3.  </w:t>
+      </w:r>
+      <w:r>
+        <w:rPr>
+          <w:sz w:val="21"/>
+          <w:szCs w:val="21"/>
+        </w:rPr>
+        <w:t xml:space="preserve">A)  2 feet 6 inches</w:t>
       </w:r>
       <w:r>
         <w:rPr>
@@ -3525,7 +3473,7 @@
           <w:sz w:val="19"/>
           <w:szCs w:val="19"/>
         </w:rPr>
-        <w:t xml:space="preserve">  — Inches are smaller than feet, so multiply: 3 × 12 = 36 inches.</w:t>
+        <w:t xml:space="preserve">  — 30 ÷ 12 = 2 remainder 6. So 30 inches = 2 feet 6 inches.</w:t>
       </w:r>
     </w:p>
     <w:p>

--- a/lessons/4-6/downloads/4-6-notes-teacher.docx
+++ b/lessons/4-6/downloads/4-6-notes-teacher.docx
@@ -1423,7 +1423,22 @@
           <w:sz w:val="30"/>
           <w:szCs w:val="30"/>
         </w:rPr>
-        <w:t xml:space="preserve">Worked Example</w:t>
+        <w:t xml:space="preserve">Write About the Math</w:t>
+      </w:r>
+    </w:p>
+    <w:p>
+      <w:pPr>
+        <w:spacing w:after="100"/>
+      </w:pPr>
+      <w:r>
+        <w:rPr>
+          <w:i/>
+          <w:iCs/>
+          <w:color w:val="5F6F80"/>
+          <w:sz w:val="19"/>
+          <w:szCs w:val="19"/>
+        </w:rPr>
+        <w:t xml:space="preserve">Use the support level you need. Every level answers the same math question.</w:t>
       </w:r>
     </w:p>
     <w:p>
@@ -1439,17 +1454,17 @@
           <w:sz w:val="24"/>
           <w:szCs w:val="24"/>
         </w:rPr>
-        <w:t xml:space="preserve">Watch &amp; Read</w:t>
+        <w:t xml:space="preserve">1. Understand the Question</w:t>
       </w:r>
       <w:r>
         <w:rPr>
           <w:i/>
           <w:iCs/>
-          <w:color w:val="1FA6A2"/>
+          <w:color w:val="B97A12"/>
           <w:sz w:val="19"/>
           <w:szCs w:val="19"/>
         </w:rPr>
-        <w:t xml:space="preserve">   I Do — follow along with your teacher</w:t>
+        <w:t xml:space="preserve">   explain</w:t>
       </w:r>
     </w:p>
     <w:tbl>
@@ -1484,25 +1499,44 @@
             </w:pPr>
             <w:r>
               <w:rPr>
+                <w:color w:val="1A2733"/>
+                <w:sz w:val="21"/>
+                <w:szCs w:val="21"/>
+              </w:rPr>
+              <w:t xml:space="preserve">How did you use a conversion factor like '1 ft = 12 in' to fill in the ratio table, and how did you decide whether to multiply or divide?</w:t>
+            </w:r>
+          </w:p>
+          <w:p>
+            <w:pPr>
+              <w:spacing w:after="0"/>
+            </w:pPr>
+            <w:r>
+              <w:rPr>
                 <w:b/>
                 <w:bCs/>
                 <w:color w:val="12355B"/>
-                <w:sz w:val="22"/>
-                <w:szCs w:val="22"/>
-              </w:rPr>
-              <w:t xml:space="preserve">Arcade Builder Challenge</w:t>
-            </w:r>
-          </w:p>
-          <w:p>
-            <w:pPr>
-              <w:spacing w:after="0"/>
-            </w:pPr>
-            <w:r>
-              <w:rPr>
-                <w:sz w:val="21"/>
-                <w:szCs w:val="21"/>
-              </w:rPr>
-              <w:t xml:space="preserve">You're building a brand-new arcade cabinet! The blueprints use feet, but the parts catalog lists measurements in inches. The wiring instructions use yards, and the weight limits are in pounds — but the shipping labels use ounces. You need to convert between units to make sure everything fits and ships correctly.</w:t>
+                <w:sz w:val="20"/>
+                <w:szCs w:val="20"/>
+              </w:rPr>
+              <w:t xml:space="preserve">Your job:  </w:t>
+            </w:r>
+            <w:r>
+              <w:rPr>
+                <w:sz w:val="20"/>
+                <w:szCs w:val="20"/>
+              </w:rPr>
+              <w:t xml:space="preserve">Answer the question. Use math evidence. Explain how the evidence proves your answer.</w:t>
+            </w:r>
+            <w:r>
+              <w:rPr>
+                <w:i/>
+                <w:iCs/>
+                <w:color w:val="5F6F80"/>
+                <w:sz w:val="18"/>
+                <w:szCs w:val="18"/>
+              </w:rPr>
+              <w:br/>
+              <w:t xml:space="preserve">Responde la pregunta. Usa evidencia matemática. Explica cómo la evidencia demuestra tu respuesta.</w:t>
             </w:r>
           </w:p>
         </w:tc>
@@ -1510,81 +1544,6 @@
     </w:tbl>
     <w:p>
       <w:pPr>
-        <w:spacing w:after="80"/>
-      </w:pPr>
-      <w:r>
-        <w:t xml:space="preserve"/>
-      </w:r>
-    </w:p>
-    <w:p>
-      <w:pPr>
-        <w:spacing w:after="50" w:before="60"/>
-      </w:pPr>
-      <w:r>
-        <w:rPr>
-          <w:b/>
-          <w:bCs/>
-          <w:color w:val="12355B"/>
-          <w:sz w:val="21"/>
-          <w:szCs w:val="21"/>
-        </w:rPr>
-        <w:t xml:space="preserve">Think about:</w:t>
-      </w:r>
-    </w:p>
-    <w:p>
-      <w:pPr>
-        <w:spacing w:after="40"/>
-        <w:ind w:left="300"/>
-      </w:pPr>
-      <w:r>
-        <w:rPr>
-          <w:sz w:val="20"/>
-          <w:szCs w:val="20"/>
-        </w:rPr>
-        <w:t xml:space="preserve">•  Why might the blueprint and the parts catalog use different units?</w:t>
-      </w:r>
-    </w:p>
-    <w:p>
-      <w:pPr>
-        <w:spacing w:after="40"/>
-        <w:ind w:left="300"/>
-      </w:pPr>
-      <w:r>
-        <w:rPr>
-          <w:sz w:val="20"/>
-          <w:szCs w:val="20"/>
-        </w:rPr>
-        <w:t xml:space="preserve">•  How many inches are in 1 foot? How many feet in 1 yard?</w:t>
-      </w:r>
-    </w:p>
-    <w:p>
-      <w:pPr>
-        <w:spacing w:after="40"/>
-        <w:ind w:left="300"/>
-      </w:pPr>
-      <w:r>
-        <w:rPr>
-          <w:sz w:val="20"/>
-          <w:szCs w:val="20"/>
-        </w:rPr>
-        <w:t xml:space="preserve">•  How do you decide whether to multiply or divide when converting?</w:t>
-      </w:r>
-    </w:p>
-    <w:p>
-      <w:pPr>
-        <w:spacing w:after="40"/>
-        <w:ind w:left="300"/>
-      </w:pPr>
-      <w:r>
-        <w:rPr>
-          <w:sz w:val="20"/>
-          <w:szCs w:val="20"/>
-        </w:rPr>
-        <w:t xml:space="preserve">•  Can you use a ratio table to help convert units?</w:t>
-      </w:r>
-    </w:p>
-    <w:p>
-      <w:pPr>
         <w:pStyle w:val="Heading2"/>
         <w:spacing w:after="80" w:before="180"/>
       </w:pPr>
@@ -1596,7 +1555,7 @@
           <w:sz w:val="24"/>
           <w:szCs w:val="24"/>
         </w:rPr>
-        <w:t xml:space="preserve">Solved Example</w:t>
+        <w:t xml:space="preserve">2. Plan Your Math Words</w:t>
       </w:r>
       <w:r>
         <w:rPr>
@@ -1606,150 +1565,299 @@
           <w:sz w:val="19"/>
           <w:szCs w:val="19"/>
         </w:rPr>
-        <w:t xml:space="preserve">   I Do — watch each step</w:t>
-      </w:r>
-    </w:p>
-    <w:p>
-      <w:pPr>
-        <w:keepNext/>
-        <w:spacing w:after="40"/>
-      </w:pPr>
-      <w:r>
-        <w:rPr>
-          <w:b/>
-          <w:bCs/>
-          <w:color w:val="12355B"/>
-          <w:sz w:val="21"/>
-          <w:szCs w:val="21"/>
-        </w:rPr>
-        <w:t xml:space="preserve">Problem:  </w:t>
-      </w:r>
-      <w:r>
-        <w:rPr>
-          <w:sz w:val="21"/>
-          <w:szCs w:val="21"/>
-        </w:rPr>
-        <w:t xml:space="preserve">How many inches are in 7 feet?</w:t>
-      </w:r>
-    </w:p>
-    <w:p>
-      <w:pPr>
-        <w:spacing w:after="30"/>
-        <w:ind w:left="420"/>
-      </w:pPr>
-      <w:r>
-        <w:rPr>
+        <w:t xml:space="preserve">   check at least two</w:t>
+      </w:r>
+    </w:p>
+    <w:p>
+      <w:pPr>
+        <w:spacing w:after="60"/>
+      </w:pPr>
+      <w:r>
+        <w:rPr>
+          <w:b/>
+          <w:bCs/>
+          <w:color w:val="1FA6A2"/>
+          <w:sz w:val="22"/>
+          <w:szCs w:val="22"/>
+        </w:rPr>
+        <w:t xml:space="preserve">☐  </w:t>
+      </w:r>
+      <w:r>
+        <w:rPr>
+          <w:b/>
+          <w:bCs/>
+          <w:color w:val="12355B"/>
           <w:sz w:val="20"/>
           <w:szCs w:val="20"/>
         </w:rPr>
-        <w:t xml:space="preserve">A)  84 inches</w:t>
-      </w:r>
-    </w:p>
-    <w:p>
-      <w:pPr>
-        <w:spacing w:after="30"/>
-        <w:ind w:left="420"/>
-      </w:pPr>
+        <w:t xml:space="preserve">Conversion Factor — </w:t>
+      </w:r>
       <w:r>
         <w:rPr>
           <w:sz w:val="20"/>
           <w:szCs w:val="20"/>
         </w:rPr>
-        <w:t xml:space="preserve">B)  72 inches</w:t>
-      </w:r>
-    </w:p>
-    <w:p>
-      <w:pPr>
-        <w:spacing w:after="30"/>
-        <w:ind w:left="420"/>
-      </w:pPr>
-      <w:r>
-        <w:rPr>
+        <w:t xml:space="preserve">A ratio that helps you change one unit into another.</w:t>
+      </w:r>
+      <w:r>
+        <w:rPr>
+          <w:i/>
+          <w:iCs/>
+          <w:color w:val="5F6F80"/>
+          <w:sz w:val="18"/>
+          <w:szCs w:val="18"/>
+        </w:rPr>
+        <w:br/>
+        <w:t xml:space="preserve">Factor de conversión — Una razón que te ayuda a cambiar una unidad por otra.</w:t>
+      </w:r>
+    </w:p>
+    <w:p>
+      <w:pPr>
+        <w:spacing w:after="60"/>
+      </w:pPr>
+      <w:r>
+        <w:rPr>
+          <w:b/>
+          <w:bCs/>
+          <w:color w:val="1FA6A2"/>
+          <w:sz w:val="22"/>
+          <w:szCs w:val="22"/>
+        </w:rPr>
+        <w:t xml:space="preserve">☐  </w:t>
+      </w:r>
+      <w:r>
+        <w:rPr>
+          <w:b/>
+          <w:bCs/>
+          <w:color w:val="12355B"/>
           <w:sz w:val="20"/>
           <w:szCs w:val="20"/>
         </w:rPr>
-        <w:t xml:space="preserve">C)  70 inches</w:t>
-      </w:r>
-    </w:p>
-    <w:p>
-      <w:pPr>
-        <w:spacing w:after="30"/>
-        <w:ind w:left="420"/>
-      </w:pPr>
+        <w:t xml:space="preserve">Unit — </w:t>
+      </w:r>
       <w:r>
         <w:rPr>
           <w:sz w:val="20"/>
           <w:szCs w:val="20"/>
         </w:rPr>
-        <w:t xml:space="preserve">D)  96 inches</w:t>
-      </w:r>
-    </w:p>
-    <w:p>
-      <w:pPr>
-        <w:spacing w:after="20" w:before="50"/>
+        <w:t xml:space="preserve">A standard amount used to measure, like an inch or a liter.</w:t>
+      </w:r>
+      <w:r>
+        <w:rPr>
+          <w:i/>
+          <w:iCs/>
+          <w:color w:val="5F6F80"/>
+          <w:sz w:val="18"/>
+          <w:szCs w:val="18"/>
+        </w:rPr>
+        <w:br/>
+        <w:t xml:space="preserve">Unidad — Una cantidad estándar para medir, como una pulgada o un litro.</w:t>
+      </w:r>
+    </w:p>
+    <w:p>
+      <w:pPr>
+        <w:spacing w:after="60"/>
       </w:pPr>
       <w:r>
         <w:rPr>
           <w:b/>
           <w:bCs/>
           <w:color w:val="1FA6A2"/>
-          <w:sz w:val="21"/>
-          <w:szCs w:val="21"/>
-        </w:rPr>
-        <w:t xml:space="preserve">Step 1:  </w:t>
-      </w:r>
-      <w:r>
-        <w:rPr>
-          <w:sz w:val="21"/>
-          <w:szCs w:val="21"/>
-        </w:rPr>
-        <w:t xml:space="preserve">7 × 12 = 84 inches.</w:t>
-      </w:r>
-    </w:p>
-    <w:p>
-      <w:pPr>
-        <w:spacing w:after="40" w:before="60"/>
-      </w:pPr>
-      <w:r>
-        <w:rPr>
-          <w:b/>
-          <w:bCs/>
-          <w:color w:val="12355B"/>
-          <w:sz w:val="21"/>
-          <w:szCs w:val="21"/>
-        </w:rPr>
-        <w:t xml:space="preserve">Answer:  </w:t>
-      </w:r>
-      <w:r>
-        <w:rPr>
-          <w:b/>
-          <w:bCs/>
-          <w:sz w:val="21"/>
-          <w:szCs w:val="21"/>
-        </w:rPr>
-        <w:t xml:space="preserve">A. 84 inches</w:t>
-      </w:r>
-    </w:p>
-    <w:p>
-      <w:pPr>
-        <w:pStyle w:val="Heading1"/>
-        <w:pageBreakBefore/>
-        <w:pBdr>
-          <w:bottom w:val="single" w:color="1FA6A2" w:sz="14" w:space="6"/>
-        </w:pBdr>
-        <w:spacing w:after="140" w:before="0"/>
-      </w:pPr>
-      <w:r>
-        <w:rPr>
-          <w:b/>
-          <w:bCs/>
-          <w:color w:val="12355B"/>
-          <w:sz w:val="30"/>
-          <w:szCs w:val="30"/>
-        </w:rPr>
-        <w:t xml:space="preserve">Guided Practice</w:t>
-      </w:r>
-    </w:p>
+          <w:sz w:val="22"/>
+          <w:szCs w:val="22"/>
+        </w:rPr>
+        <w:t xml:space="preserve">☐  </w:t>
+      </w:r>
+      <w:r>
+        <w:rPr>
+          <w:b/>
+          <w:bCs/>
+          <w:color w:val="12355B"/>
+          <w:sz w:val="20"/>
+          <w:szCs w:val="20"/>
+        </w:rPr>
+        <w:t xml:space="preserve">Equivalent — </w:t>
+      </w:r>
+      <w:r>
+        <w:rPr>
+          <w:sz w:val="20"/>
+          <w:szCs w:val="20"/>
+        </w:rPr>
+        <w:t xml:space="preserve">Having the same value, just in different units.</w:t>
+      </w:r>
+      <w:r>
+        <w:rPr>
+          <w:i/>
+          <w:iCs/>
+          <w:color w:val="5F6F80"/>
+          <w:sz w:val="18"/>
+          <w:szCs w:val="18"/>
+        </w:rPr>
+        <w:br/>
+        <w:t xml:space="preserve">Equivalente — Tener el mismo valor, solo en unidades distintas.</w:t>
+      </w:r>
+    </w:p>
+    <w:p>
+      <w:pPr>
+        <w:spacing w:after="60"/>
+      </w:pPr>
+      <w:r>
+        <w:rPr>
+          <w:b/>
+          <w:bCs/>
+          <w:color w:val="1FA6A2"/>
+          <w:sz w:val="22"/>
+          <w:szCs w:val="22"/>
+        </w:rPr>
+        <w:t xml:space="preserve">☐  </w:t>
+      </w:r>
+      <w:r>
+        <w:rPr>
+          <w:b/>
+          <w:bCs/>
+          <w:color w:val="12355B"/>
+          <w:sz w:val="20"/>
+          <w:szCs w:val="20"/>
+        </w:rPr>
+        <w:t xml:space="preserve">Ratio — </w:t>
+      </w:r>
+      <w:r>
+        <w:rPr>
+          <w:sz w:val="20"/>
+          <w:szCs w:val="20"/>
+        </w:rPr>
+        <w:t xml:space="preserve">A way to compare two amounts.</w:t>
+      </w:r>
+      <w:r>
+        <w:rPr>
+          <w:i/>
+          <w:iCs/>
+          <w:color w:val="5F6F80"/>
+          <w:sz w:val="18"/>
+          <w:szCs w:val="18"/>
+        </w:rPr>
+        <w:br/>
+        <w:t xml:space="preserve">Razón — Una manera de comparar dos cantidades.</w:t>
+      </w:r>
+    </w:p>
+    <w:p>
+      <w:pPr>
+        <w:spacing w:after="60"/>
+      </w:pPr>
+      <w:r>
+        <w:rPr>
+          <w:b/>
+          <w:bCs/>
+          <w:color w:val="1FA6A2"/>
+          <w:sz w:val="22"/>
+          <w:szCs w:val="22"/>
+        </w:rPr>
+        <w:t xml:space="preserve">☐  </w:t>
+      </w:r>
+      <w:r>
+        <w:rPr>
+          <w:b/>
+          <w:bCs/>
+          <w:color w:val="12355B"/>
+          <w:sz w:val="20"/>
+          <w:szCs w:val="20"/>
+        </w:rPr>
+        <w:t xml:space="preserve">Customary units — </w:t>
+      </w:r>
+      <w:r>
+        <w:rPr>
+          <w:sz w:val="20"/>
+          <w:szCs w:val="20"/>
+        </w:rPr>
+        <w:t xml:space="preserve">The U.S. way of measuring, like inches, feet, and pounds.</w:t>
+      </w:r>
+      <w:r>
+        <w:rPr>
+          <w:i/>
+          <w:iCs/>
+          <w:color w:val="5F6F80"/>
+          <w:sz w:val="18"/>
+          <w:szCs w:val="18"/>
+        </w:rPr>
+        <w:br/>
+        <w:t xml:space="preserve">Unidades usuales (sistema inglés) — La forma de medir de EE. UU., como pulgadas, pies y libras.</w:t>
+      </w:r>
+    </w:p>
+    <w:tbl>
+      <w:tblPr>
+        <w:tblW w:type="pct" w:w="100%"/>
+        <w:tblBorders>
+          <w:top w:val="single" w:color="1FA6A2" w:sz="8"/>
+          <w:left w:val="single" w:color="1FA6A2" w:sz="8"/>
+          <w:bottom w:val="single" w:color="1FA6A2" w:sz="8"/>
+          <w:right w:val="single" w:color="1FA6A2" w:sz="8"/>
+          <w:insideH w:val="single" w:color="auto" w:sz="4"/>
+          <w:insideV w:val="single" w:color="auto" w:sz="4"/>
+        </w:tblBorders>
+      </w:tblPr>
+      <w:tblGrid>
+        <w:gridCol w:w="100"/>
+      </w:tblGrid>
+      <w:tr>
+        <w:tc>
+          <w:tcPr>
+            <w:shd w:fill="F7FFFD" w:color="auto" w:val="clear"/>
+            <w:tcMar>
+              <w:top w:type="dxa" w:w="120"/>
+              <w:left w:type="dxa" w:w="180"/>
+              <w:bottom w:type="dxa" w:w="120"/>
+              <w:right w:type="dxa" w:w="180"/>
+            </w:tcMar>
+          </w:tcPr>
+          <w:p>
+            <w:pPr>
+              <w:spacing w:after="50"/>
+            </w:pPr>
+            <w:r>
+              <w:rPr>
+                <w:b/>
+                <w:bCs/>
+                <w:color w:val="1FA6A2"/>
+                <w:sz w:val="20"/>
+                <w:szCs w:val="20"/>
+              </w:rPr>
+              <w:t xml:space="preserve">Say it first:  </w:t>
+            </w:r>
+            <w:r>
+              <w:rPr>
+                <w:sz w:val="20"/>
+                <w:szCs w:val="20"/>
+              </w:rPr>
+              <w:t xml:space="preserve">Say your idea to a partner or quietly to yourself before you write.</w:t>
+            </w:r>
+          </w:p>
+          <w:p>
+            <w:pPr>
+              <w:spacing w:after="60"/>
+            </w:pPr>
+            <w:r>
+              <w:rPr>
+                <w:color w:val="1A2733"/>
+                <w:sz w:val="21"/>
+                <w:szCs w:val="21"/>
+              </w:rPr>
+              <w:t xml:space="preserve">To convert ___ to ___, I ___ by ___.</w:t>
+            </w:r>
+            <w:r>
+              <w:rPr>
+                <w:i/>
+                <w:iCs/>
+                <w:color w:val="5F6F80"/>
+                <w:sz w:val="19"/>
+                <w:szCs w:val="19"/>
+              </w:rPr>
+              <w:br/>
+              <w:t xml:space="preserve">Para convertir ___ a ___, ___ por ___.</w:t>
+            </w:r>
+          </w:p>
+        </w:tc>
+      </w:tr>
+    </w:tbl>
     <w:p>
       <w:pPr>
         <w:pStyle w:val="Heading2"/>
@@ -1763,181 +1871,17 @@
           <w:sz w:val="24"/>
           <w:szCs w:val="24"/>
         </w:rPr>
-        <w:t xml:space="preserve">Solve Together</w:t>
+        <w:t xml:space="preserve">3. Build Your Explanation</w:t>
       </w:r>
       <w:r>
         <w:rPr>
           <w:i/>
           <w:iCs/>
-          <w:color w:val="6B4FA0"/>
+          <w:color w:val="B97A12"/>
           <w:sz w:val="19"/>
           <w:szCs w:val="19"/>
         </w:rPr>
-        <w:t xml:space="preserve">   We Do — work with your class</w:t>
-      </w:r>
-    </w:p>
-    <w:p>
-      <w:pPr>
-        <w:keepNext/>
-        <w:spacing w:after="40" w:before="40"/>
-      </w:pPr>
-      <w:r>
-        <w:rPr>
-          <w:b/>
-          <w:bCs/>
-          <w:color w:val="12355B"/>
-          <w:sz w:val="21"/>
-          <w:szCs w:val="21"/>
-        </w:rPr>
-        <w:t xml:space="preserve">Problem:  </w:t>
-      </w:r>
-      <w:r>
-        <w:rPr>
-          <w:sz w:val="21"/>
-          <w:szCs w:val="21"/>
-        </w:rPr>
-        <w:t xml:space="preserve">How many feet are in 3 yards?</w:t>
-      </w:r>
-    </w:p>
-    <w:p>
-      <w:pPr>
-        <w:spacing w:after="30"/>
-        <w:ind w:left="420"/>
-      </w:pPr>
-      <w:r>
-        <w:rPr>
-          <w:sz w:val="20"/>
-          <w:szCs w:val="20"/>
-        </w:rPr>
-        <w:t xml:space="preserve">A)  9 feet</w:t>
-      </w:r>
-    </w:p>
-    <w:p>
-      <w:pPr>
-        <w:spacing w:after="30"/>
-        <w:ind w:left="420"/>
-      </w:pPr>
-      <w:r>
-        <w:rPr>
-          <w:sz w:val="20"/>
-          <w:szCs w:val="20"/>
-        </w:rPr>
-        <w:t xml:space="preserve">B)  6 feet</w:t>
-      </w:r>
-    </w:p>
-    <w:p>
-      <w:pPr>
-        <w:spacing w:after="30"/>
-        <w:ind w:left="420"/>
-      </w:pPr>
-      <w:r>
-        <w:rPr>
-          <w:sz w:val="20"/>
-          <w:szCs w:val="20"/>
-        </w:rPr>
-        <w:t xml:space="preserve">C)  12 feet</w:t>
-      </w:r>
-    </w:p>
-    <w:p>
-      <w:pPr>
-        <w:spacing w:after="30"/>
-        <w:ind w:left="420"/>
-      </w:pPr>
-      <w:r>
-        <w:rPr>
-          <w:sz w:val="20"/>
-          <w:szCs w:val="20"/>
-        </w:rPr>
-        <w:t xml:space="preserve">D)  36 feet</w:t>
-      </w:r>
-    </w:p>
-    <w:p>
-      <w:pPr>
-        <w:keepNext/>
-        <w:spacing w:after="0" w:before="50"/>
-      </w:pPr>
-      <w:r>
-        <w:rPr>
-          <w:b/>
-          <w:bCs/>
-          <w:color w:val="6B4FA0"/>
-          <w:sz w:val="21"/>
-          <w:szCs w:val="21"/>
-        </w:rPr>
-        <w:t xml:space="preserve">Step 1:</w:t>
-      </w:r>
-    </w:p>
-    <w:p>
-      <w:pPr>
-        <w:pBdr>
-          <w:bottom w:val="single" w:color="AFBECC" w:sz="6"/>
-        </w:pBdr>
-        <w:spacing w:after="30" w:before="150"/>
-      </w:pPr>
-      <w:r>
-        <w:t xml:space="preserve"/>
-      </w:r>
-    </w:p>
-    <w:p>
-      <w:pPr>
-        <w:keepNext/>
-        <w:spacing w:after="0" w:before="50"/>
-      </w:pPr>
-      <w:r>
-        <w:rPr>
-          <w:b/>
-          <w:bCs/>
-          <w:color w:val="6B4FA0"/>
-          <w:sz w:val="21"/>
-          <w:szCs w:val="21"/>
-        </w:rPr>
-        <w:t xml:space="preserve">Step 2:</w:t>
-      </w:r>
-    </w:p>
-    <w:p>
-      <w:pPr>
-        <w:pBdr>
-          <w:bottom w:val="single" w:color="AFBECC" w:sz="6"/>
-        </w:pBdr>
-        <w:spacing w:after="30" w:before="150"/>
-      </w:pPr>
-      <w:r>
-        <w:t xml:space="preserve"/>
-      </w:r>
-    </w:p>
-    <w:p>
-      <w:pPr>
-        <w:keepNext/>
-        <w:spacing w:after="0" w:before="60"/>
-      </w:pPr>
-      <w:r>
-        <w:rPr>
-          <w:b/>
-          <w:bCs/>
-          <w:color w:val="12355B"/>
-          <w:sz w:val="21"/>
-          <w:szCs w:val="21"/>
-        </w:rPr>
-        <w:t xml:space="preserve">Answer:</w:t>
-      </w:r>
-    </w:p>
-    <w:p>
-      <w:pPr>
-        <w:pBdr>
-          <w:bottom w:val="single" w:color="AFBECC" w:sz="6"/>
-        </w:pBdr>
-        <w:spacing w:after="30" w:before="150"/>
-      </w:pPr>
-      <w:r>
-        <w:t xml:space="preserve"/>
-      </w:r>
-    </w:p>
-    <w:p>
-      <w:pPr>
-        <w:spacing w:after="80"/>
-      </w:pPr>
-      <w:r>
-        <w:t xml:space="preserve"/>
+        <w:t xml:space="preserve">   choose your support</w:t>
       </w:r>
     </w:p>
     <w:tbl>
@@ -1968,6 +1912,1358 @@
           </w:tcPr>
           <w:p>
             <w:pPr>
+              <w:spacing w:after="50"/>
+            </w:pPr>
+            <w:r>
+              <w:rPr>
+                <w:i/>
+                <w:iCs/>
+                <w:color w:val="5F6F80"/>
+                <w:sz w:val="19"/>
+                <w:szCs w:val="19"/>
+              </w:rPr>
+              <w:t xml:space="preserve">This model shows the parts of an explanation. It does not answer your writing question.</w:t>
+            </w:r>
+          </w:p>
+          <w:p>
+            <w:pPr>
+              <w:spacing w:after="80"/>
+            </w:pPr>
+            <w:r>
+              <w:rPr>
+                <w:b/>
+                <w:bCs/>
+                <w:color w:val="12355B"/>
+                <w:sz w:val="19"/>
+                <w:szCs w:val="19"/>
+              </w:rPr>
+              <w:t xml:space="preserve">Claim:  </w:t>
+            </w:r>
+            <w:r>
+              <w:rPr>
+                <w:sz w:val="19"/>
+                <w:szCs w:val="19"/>
+              </w:rPr>
+              <w:t xml:space="preserve">A foot is bigger than an inch, so I must convert to compare or combine the measurements.</w:t>
+            </w:r>
+          </w:p>
+          <w:p>
+            <w:pPr>
+              <w:spacing w:after="80"/>
+            </w:pPr>
+            <w:r>
+              <w:rPr>
+                <w:b/>
+                <w:bCs/>
+                <w:color w:val="12355B"/>
+                <w:sz w:val="19"/>
+                <w:szCs w:val="19"/>
+              </w:rPr>
+              <w:t xml:space="preserve">Evidence:  </w:t>
+            </w:r>
+            <w:r>
+              <w:rPr>
+                <w:sz w:val="19"/>
+                <w:szCs w:val="19"/>
+              </w:rPr>
+              <w:t xml:space="preserve">Students explain a foot is the larger customary unit (12 inches) and that mixed units must be converted to the same unit before working with them.</w:t>
+            </w:r>
+          </w:p>
+          <w:p>
+            <w:pPr>
+              <w:spacing w:after="80"/>
+            </w:pPr>
+            <w:r>
+              <w:rPr>
+                <w:b/>
+                <w:bCs/>
+                <w:color w:val="12355B"/>
+                <w:sz w:val="19"/>
+                <w:szCs w:val="19"/>
+              </w:rPr>
+              <w:t xml:space="preserve">Reasoning:  </w:t>
+            </w:r>
+            <w:r>
+              <w:rPr>
+                <w:sz w:val="19"/>
+                <w:szCs w:val="19"/>
+              </w:rPr>
+              <w:t xml:space="preserve">This evidence connects the definition of unit to the mathematical claim.</w:t>
+            </w:r>
+          </w:p>
+        </w:tc>
+      </w:tr>
+    </w:tbl>
+    <w:p>
+      <w:pPr>
+        <w:pStyle w:val="Heading2"/>
+        <w:spacing w:after="80" w:before="180"/>
+      </w:pPr>
+      <w:r>
+        <w:rPr>
+          <w:b/>
+          <w:bCs/>
+          <w:color w:val="12355B"/>
+          <w:sz w:val="24"/>
+          <w:szCs w:val="24"/>
+        </w:rPr>
+        <w:t xml:space="preserve">Start</w:t>
+      </w:r>
+      <w:r>
+        <w:rPr>
+          <w:i/>
+          <w:iCs/>
+          <w:color w:val="1FA6A2"/>
+          <w:sz w:val="19"/>
+          <w:szCs w:val="19"/>
+        </w:rPr>
+        <w:t xml:space="preserve">   Most language support</w:t>
+      </w:r>
+    </w:p>
+    <w:p>
+      <w:pPr>
+        <w:spacing w:after="60"/>
+      </w:pPr>
+      <w:r>
+        <w:rPr>
+          <w:color w:val="1A2733"/>
+          <w:sz w:val="21"/>
+          <w:szCs w:val="21"/>
+        </w:rPr>
+        <w:t xml:space="preserve">Complete the frames. Use the word bank.</w:t>
+      </w:r>
+      <w:r>
+        <w:rPr>
+          <w:i/>
+          <w:iCs/>
+          <w:color w:val="5F6F80"/>
+          <w:sz w:val="19"/>
+          <w:szCs w:val="19"/>
+        </w:rPr>
+        <w:br/>
+        <w:t xml:space="preserve">Completa las oraciones. Usa el banco de palabras.</w:t>
+      </w:r>
+    </w:p>
+    <w:p>
+      <w:pPr>
+        <w:spacing w:after="60"/>
+      </w:pPr>
+      <w:r>
+        <w:rPr>
+          <w:color w:val="1A2733"/>
+          <w:sz w:val="21"/>
+          <w:szCs w:val="21"/>
+        </w:rPr>
+        <w:t xml:space="preserve">To convert ___ to ___, I ___ by ___.</w:t>
+      </w:r>
+      <w:r>
+        <w:rPr>
+          <w:i/>
+          <w:iCs/>
+          <w:color w:val="5F6F80"/>
+          <w:sz w:val="19"/>
+          <w:szCs w:val="19"/>
+        </w:rPr>
+        <w:br/>
+        <w:t xml:space="preserve">Para convertir ___ a ___, ___ por ___.</w:t>
+      </w:r>
+    </w:p>
+    <w:p>
+      <w:pPr>
+        <w:spacing w:after="60"/>
+      </w:pPr>
+      <w:r>
+        <w:rPr>
+          <w:color w:val="1A2733"/>
+          <w:sz w:val="21"/>
+          <w:szCs w:val="21"/>
+        </w:rPr>
+        <w:t xml:space="preserve">___ equals ___ because the conversion factor is ___.</w:t>
+      </w:r>
+      <w:r>
+        <w:rPr>
+          <w:i/>
+          <w:iCs/>
+          <w:color w:val="5F6F80"/>
+          <w:sz w:val="19"/>
+          <w:szCs w:val="19"/>
+        </w:rPr>
+        <w:br/>
+        <w:t xml:space="preserve">___ es igual a ___ porque el factor de conversión es ___.</w:t>
+      </w:r>
+    </w:p>
+    <w:tbl>
+      <w:tblPr>
+        <w:tblW w:type="pct" w:w="100%"/>
+        <w:tblBorders>
+          <w:top w:val="single" w:color="C7D2DD" w:sz="6"/>
+          <w:left w:val="single" w:color="C7D2DD" w:sz="6"/>
+          <w:bottom w:val="single" w:color="C7D2DD" w:sz="6"/>
+          <w:right w:val="single" w:color="C7D2DD" w:sz="6"/>
+          <w:insideH w:val="single" w:color="auto" w:sz="4"/>
+          <w:insideV w:val="single" w:color="auto" w:sz="4"/>
+        </w:tblBorders>
+      </w:tblPr>
+      <w:tblGrid>
+        <w:gridCol w:w="100"/>
+      </w:tblGrid>
+      <w:tr>
+        <w:tc>
+          <w:tcPr>
+            <w:shd w:fill="FBF3E2" w:color="auto" w:val="clear"/>
+            <w:tcMar>
+              <w:top w:type="dxa" w:w="60"/>
+              <w:left w:type="dxa" w:w="120"/>
+              <w:bottom w:type="dxa" w:w="60"/>
+              <w:right w:type="dxa" w:w="120"/>
+            </w:tcMar>
+          </w:tcPr>
+          <w:p>
+            <w:pPr>
+              <w:spacing w:after="0" w:line="320"/>
+            </w:pPr>
+            <w:r>
+              <w:t xml:space="preserve"/>
+            </w:r>
+          </w:p>
+          <w:p>
+            <w:pPr>
+              <w:spacing w:after="0" w:line="320"/>
+            </w:pPr>
+            <w:r>
+              <w:t xml:space="preserve"/>
+            </w:r>
+          </w:p>
+          <w:p>
+            <w:pPr>
+              <w:spacing w:after="0" w:line="320"/>
+            </w:pPr>
+            <w:r>
+              <w:t xml:space="preserve"/>
+            </w:r>
+          </w:p>
+        </w:tc>
+      </w:tr>
+    </w:tbl>
+    <w:p>
+      <w:pPr>
+        <w:pStyle w:val="Heading2"/>
+        <w:spacing w:after="80" w:before="180"/>
+      </w:pPr>
+      <w:r>
+        <w:rPr>
+          <w:b/>
+          <w:bCs/>
+          <w:color w:val="12355B"/>
+          <w:sz w:val="24"/>
+          <w:szCs w:val="24"/>
+        </w:rPr>
+        <w:t xml:space="preserve">Build</w:t>
+      </w:r>
+      <w:r>
+        <w:rPr>
+          <w:i/>
+          <w:iCs/>
+          <w:color w:val="B97A12"/>
+          <w:sz w:val="19"/>
+          <w:szCs w:val="19"/>
+        </w:rPr>
+        <w:t xml:space="preserve">   Some language support</w:t>
+      </w:r>
+    </w:p>
+    <w:p>
+      <w:pPr>
+        <w:spacing w:after="60"/>
+      </w:pPr>
+      <w:r>
+        <w:rPr>
+          <w:color w:val="1A2733"/>
+          <w:sz w:val="21"/>
+          <w:szCs w:val="21"/>
+        </w:rPr>
+        <w:t xml:space="preserve">Write two connected sentences. Use because, so, or but.</w:t>
+      </w:r>
+      <w:r>
+        <w:rPr>
+          <w:i/>
+          <w:iCs/>
+          <w:color w:val="5F6F80"/>
+          <w:sz w:val="19"/>
+          <w:szCs w:val="19"/>
+        </w:rPr>
+        <w:br/>
+        <w:t xml:space="preserve">Escribe dos oraciones conectadas. Usa porque, entonces o pero.</w:t>
+      </w:r>
+    </w:p>
+    <w:p>
+      <w:pPr>
+        <w:spacing w:after="60"/>
+      </w:pPr>
+      <w:r>
+        <w:rPr>
+          <w:color w:val="1A2733"/>
+          <w:sz w:val="21"/>
+          <w:szCs w:val="21"/>
+        </w:rPr>
+        <w:t xml:space="preserve">My claim is ___.</w:t>
+      </w:r>
+      <w:r>
+        <w:rPr>
+          <w:i/>
+          <w:iCs/>
+          <w:color w:val="5F6F80"/>
+          <w:sz w:val="19"/>
+          <w:szCs w:val="19"/>
+        </w:rPr>
+        <w:br/>
+        <w:t xml:space="preserve">Mi afirmación es ___.</w:t>
+      </w:r>
+    </w:p>
+    <w:p>
+      <w:pPr>
+        <w:spacing w:after="60"/>
+      </w:pPr>
+      <w:r>
+        <w:rPr>
+          <w:color w:val="1A2733"/>
+          <w:sz w:val="21"/>
+          <w:szCs w:val="21"/>
+        </w:rPr>
+        <w:t xml:space="preserve">I know because ___.</w:t>
+      </w:r>
+      <w:r>
+        <w:rPr>
+          <w:i/>
+          <w:iCs/>
+          <w:color w:val="5F6F80"/>
+          <w:sz w:val="19"/>
+          <w:szCs w:val="19"/>
+        </w:rPr>
+        <w:br/>
+        <w:t xml:space="preserve">Lo sé porque ___.</w:t>
+      </w:r>
+    </w:p>
+    <w:p>
+      <w:pPr>
+        <w:spacing w:after="60"/>
+      </w:pPr>
+      <w:r>
+        <w:rPr>
+          <w:color w:val="1A2733"/>
+          <w:sz w:val="21"/>
+          <w:szCs w:val="21"/>
+        </w:rPr>
+        <w:t xml:space="preserve">So ___.</w:t>
+      </w:r>
+      <w:r>
+        <w:rPr>
+          <w:i/>
+          <w:iCs/>
+          <w:color w:val="5F6F80"/>
+          <w:sz w:val="19"/>
+          <w:szCs w:val="19"/>
+        </w:rPr>
+        <w:br/>
+        <w:t xml:space="preserve">Entonces ___.</w:t>
+      </w:r>
+    </w:p>
+    <w:tbl>
+      <w:tblPr>
+        <w:tblW w:type="pct" w:w="100%"/>
+        <w:tblBorders>
+          <w:top w:val="single" w:color="C7D2DD" w:sz="6"/>
+          <w:left w:val="single" w:color="C7D2DD" w:sz="6"/>
+          <w:bottom w:val="single" w:color="C7D2DD" w:sz="6"/>
+          <w:right w:val="single" w:color="C7D2DD" w:sz="6"/>
+          <w:insideH w:val="single" w:color="auto" w:sz="4"/>
+          <w:insideV w:val="single" w:color="auto" w:sz="4"/>
+        </w:tblBorders>
+      </w:tblPr>
+      <w:tblGrid>
+        <w:gridCol w:w="100"/>
+      </w:tblGrid>
+      <w:tr>
+        <w:tc>
+          <w:tcPr>
+            <w:shd w:fill="FBF3E2" w:color="auto" w:val="clear"/>
+            <w:tcMar>
+              <w:top w:type="dxa" w:w="60"/>
+              <w:left w:type="dxa" w:w="120"/>
+              <w:bottom w:type="dxa" w:w="60"/>
+              <w:right w:type="dxa" w:w="120"/>
+            </w:tcMar>
+          </w:tcPr>
+          <w:p>
+            <w:pPr>
+              <w:spacing w:after="0" w:line="320"/>
+            </w:pPr>
+            <w:r>
+              <w:t xml:space="preserve"/>
+            </w:r>
+          </w:p>
+          <w:p>
+            <w:pPr>
+              <w:spacing w:after="0" w:line="320"/>
+            </w:pPr>
+            <w:r>
+              <w:t xml:space="preserve"/>
+            </w:r>
+          </w:p>
+          <w:p>
+            <w:pPr>
+              <w:spacing w:after="0" w:line="320"/>
+            </w:pPr>
+            <w:r>
+              <w:t xml:space="preserve"/>
+            </w:r>
+          </w:p>
+        </w:tc>
+      </w:tr>
+    </w:tbl>
+    <w:p>
+      <w:pPr>
+        <w:pStyle w:val="Heading2"/>
+        <w:spacing w:after="80" w:before="180"/>
+      </w:pPr>
+      <w:r>
+        <w:rPr>
+          <w:b/>
+          <w:bCs/>
+          <w:color w:val="12355B"/>
+          <w:sz w:val="24"/>
+          <w:szCs w:val="24"/>
+        </w:rPr>
+        <w:t xml:space="preserve">Explain</w:t>
+      </w:r>
+      <w:r>
+        <w:rPr>
+          <w:i/>
+          <w:iCs/>
+          <w:color w:val="B97A12"/>
+          <w:sz w:val="19"/>
+          <w:szCs w:val="19"/>
+        </w:rPr>
+        <w:t xml:space="preserve">   Light language support</w:t>
+      </w:r>
+    </w:p>
+    <w:p>
+      <w:pPr>
+        <w:spacing w:after="60"/>
+      </w:pPr>
+      <w:r>
+        <w:rPr>
+          <w:color w:val="1A2733"/>
+          <w:sz w:val="21"/>
+          <w:szCs w:val="21"/>
+        </w:rPr>
+        <w:t xml:space="preserve">Write a claim, give math evidence, and explain your reasoning.</w:t>
+      </w:r>
+      <w:r>
+        <w:rPr>
+          <w:i/>
+          <w:iCs/>
+          <w:color w:val="5F6F80"/>
+          <w:sz w:val="19"/>
+          <w:szCs w:val="19"/>
+        </w:rPr>
+        <w:br/>
+        <w:t xml:space="preserve">Escribe una afirmación, da evidencia matemática y explica tu razonamiento.</w:t>
+      </w:r>
+    </w:p>
+    <w:p>
+      <w:pPr>
+        <w:spacing w:after="60"/>
+      </w:pPr>
+      <w:r>
+        <w:rPr>
+          <w:color w:val="1A2733"/>
+          <w:sz w:val="21"/>
+          <w:szCs w:val="21"/>
+        </w:rPr>
+        <w:t xml:space="preserve">My claim is ___.</w:t>
+      </w:r>
+      <w:r>
+        <w:rPr>
+          <w:i/>
+          <w:iCs/>
+          <w:color w:val="5F6F80"/>
+          <w:sz w:val="19"/>
+          <w:szCs w:val="19"/>
+        </w:rPr>
+        <w:br/>
+        <w:t xml:space="preserve">Mi afirmación es ___.</w:t>
+      </w:r>
+    </w:p>
+    <w:p>
+      <w:pPr>
+        <w:spacing w:after="60"/>
+      </w:pPr>
+      <w:r>
+        <w:rPr>
+          <w:color w:val="1A2733"/>
+          <w:sz w:val="21"/>
+          <w:szCs w:val="21"/>
+        </w:rPr>
+        <w:t xml:space="preserve">My math evidence is ___.</w:t>
+      </w:r>
+      <w:r>
+        <w:rPr>
+          <w:i/>
+          <w:iCs/>
+          <w:color w:val="5F6F80"/>
+          <w:sz w:val="19"/>
+          <w:szCs w:val="19"/>
+        </w:rPr>
+        <w:br/>
+        <w:t xml:space="preserve">Mi evidencia matemática es ___.</w:t>
+      </w:r>
+    </w:p>
+    <w:p>
+      <w:pPr>
+        <w:spacing w:after="60"/>
+      </w:pPr>
+      <w:r>
+        <w:rPr>
+          <w:color w:val="1A2733"/>
+          <w:sz w:val="21"/>
+          <w:szCs w:val="21"/>
+        </w:rPr>
+        <w:t xml:space="preserve">This proves ___ because ___.</w:t>
+      </w:r>
+      <w:r>
+        <w:rPr>
+          <w:i/>
+          <w:iCs/>
+          <w:color w:val="5F6F80"/>
+          <w:sz w:val="19"/>
+          <w:szCs w:val="19"/>
+        </w:rPr>
+        <w:br/>
+        <w:t xml:space="preserve">Esto demuestra ___ porque ___.</w:t>
+      </w:r>
+    </w:p>
+    <w:tbl>
+      <w:tblPr>
+        <w:tblW w:type="pct" w:w="100%"/>
+        <w:tblBorders>
+          <w:top w:val="single" w:color="C7D2DD" w:sz="6"/>
+          <w:left w:val="single" w:color="C7D2DD" w:sz="6"/>
+          <w:bottom w:val="single" w:color="C7D2DD" w:sz="6"/>
+          <w:right w:val="single" w:color="C7D2DD" w:sz="6"/>
+          <w:insideH w:val="single" w:color="auto" w:sz="4"/>
+          <w:insideV w:val="single" w:color="auto" w:sz="4"/>
+        </w:tblBorders>
+      </w:tblPr>
+      <w:tblGrid>
+        <w:gridCol w:w="100"/>
+      </w:tblGrid>
+      <w:tr>
+        <w:tc>
+          <w:tcPr>
+            <w:shd w:fill="FBF3E2" w:color="auto" w:val="clear"/>
+            <w:tcMar>
+              <w:top w:type="dxa" w:w="60"/>
+              <w:left w:type="dxa" w:w="120"/>
+              <w:bottom w:type="dxa" w:w="60"/>
+              <w:right w:type="dxa" w:w="120"/>
+            </w:tcMar>
+          </w:tcPr>
+          <w:p>
+            <w:pPr>
+              <w:spacing w:after="0" w:line="320"/>
+            </w:pPr>
+            <w:r>
+              <w:t xml:space="preserve"/>
+            </w:r>
+          </w:p>
+          <w:p>
+            <w:pPr>
+              <w:spacing w:after="0" w:line="320"/>
+            </w:pPr>
+            <w:r>
+              <w:t xml:space="preserve"/>
+            </w:r>
+          </w:p>
+          <w:p>
+            <w:pPr>
+              <w:spacing w:after="0" w:line="320"/>
+            </w:pPr>
+            <w:r>
+              <w:t xml:space="preserve"/>
+            </w:r>
+          </w:p>
+          <w:p>
+            <w:pPr>
+              <w:spacing w:after="0" w:line="320"/>
+            </w:pPr>
+            <w:r>
+              <w:t xml:space="preserve"/>
+            </w:r>
+          </w:p>
+          <w:p>
+            <w:pPr>
+              <w:spacing w:after="0" w:line="320"/>
+            </w:pPr>
+            <w:r>
+              <w:t xml:space="preserve"/>
+            </w:r>
+          </w:p>
+        </w:tc>
+      </w:tr>
+    </w:tbl>
+    <w:p>
+      <w:pPr>
+        <w:pStyle w:val="Heading2"/>
+        <w:spacing w:after="80" w:before="180"/>
+      </w:pPr>
+      <w:r>
+        <w:rPr>
+          <w:b/>
+          <w:bCs/>
+          <w:color w:val="12355B"/>
+          <w:sz w:val="24"/>
+          <w:szCs w:val="24"/>
+        </w:rPr>
+        <w:t xml:space="preserve">4. Check Your Explanation</w:t>
+      </w:r>
+      <w:r>
+        <w:rPr>
+          <w:i/>
+          <w:iCs/>
+          <w:color w:val="1FA6A2"/>
+          <w:sz w:val="19"/>
+          <w:szCs w:val="19"/>
+        </w:rPr>
+        <w:t xml:space="preserve">   five quick checks</w:t>
+      </w:r>
+    </w:p>
+    <w:p>
+      <w:pPr>
+        <w:spacing w:after="80"/>
+      </w:pPr>
+      <w:r>
+        <w:rPr>
+          <w:b/>
+          <w:bCs/>
+          <w:color w:val="1FA6A2"/>
+          <w:sz w:val="22"/>
+          <w:szCs w:val="22"/>
+        </w:rPr>
+        <w:t xml:space="preserve">☐  </w:t>
+      </w:r>
+      <w:r>
+        <w:rPr>
+          <w:sz w:val="20"/>
+          <w:szCs w:val="20"/>
+        </w:rPr>
+        <w:t xml:space="preserve">I answered the question.</w:t>
+      </w:r>
+      <w:r>
+        <w:rPr>
+          <w:i/>
+          <w:iCs/>
+          <w:color w:val="5F6F80"/>
+          <w:sz w:val="18"/>
+          <w:szCs w:val="18"/>
+        </w:rPr>
+        <w:br/>
+        <w:t xml:space="preserve">Respondí la pregunta.</w:t>
+      </w:r>
+    </w:p>
+    <w:p>
+      <w:pPr>
+        <w:spacing w:after="80"/>
+      </w:pPr>
+      <w:r>
+        <w:rPr>
+          <w:b/>
+          <w:bCs/>
+          <w:color w:val="1FA6A2"/>
+          <w:sz w:val="22"/>
+          <w:szCs w:val="22"/>
+        </w:rPr>
+        <w:t xml:space="preserve">☐  </w:t>
+      </w:r>
+      <w:r>
+        <w:rPr>
+          <w:sz w:val="20"/>
+          <w:szCs w:val="20"/>
+        </w:rPr>
+        <w:t xml:space="preserve">I used math evidence: numbers, an equation, a model, or a comparison.</w:t>
+      </w:r>
+      <w:r>
+        <w:rPr>
+          <w:i/>
+          <w:iCs/>
+          <w:color w:val="5F6F80"/>
+          <w:sz w:val="18"/>
+          <w:szCs w:val="18"/>
+        </w:rPr>
+        <w:br/>
+        <w:t xml:space="preserve">Usé evidencia matemática: números, una ecuación, un modelo o una comparación.</w:t>
+      </w:r>
+    </w:p>
+    <w:p>
+      <w:pPr>
+        <w:spacing w:after="80"/>
+      </w:pPr>
+      <w:r>
+        <w:rPr>
+          <w:b/>
+          <w:bCs/>
+          <w:color w:val="1FA6A2"/>
+          <w:sz w:val="22"/>
+          <w:szCs w:val="22"/>
+        </w:rPr>
+        <w:t xml:space="preserve">☐  </w:t>
+      </w:r>
+      <w:r>
+        <w:rPr>
+          <w:sz w:val="20"/>
+          <w:szCs w:val="20"/>
+        </w:rPr>
+        <w:t xml:space="preserve">I explained how the evidence proves my answer.</w:t>
+      </w:r>
+      <w:r>
+        <w:rPr>
+          <w:i/>
+          <w:iCs/>
+          <w:color w:val="5F6F80"/>
+          <w:sz w:val="18"/>
+          <w:szCs w:val="18"/>
+        </w:rPr>
+        <w:br/>
+        <w:t xml:space="preserve">Expliqué cómo la evidencia demuestra mi respuesta.</w:t>
+      </w:r>
+    </w:p>
+    <w:p>
+      <w:pPr>
+        <w:spacing w:after="80"/>
+      </w:pPr>
+      <w:r>
+        <w:rPr>
+          <w:b/>
+          <w:bCs/>
+          <w:color w:val="1FA6A2"/>
+          <w:sz w:val="22"/>
+          <w:szCs w:val="22"/>
+        </w:rPr>
+        <w:t xml:space="preserve">☐  </w:t>
+      </w:r>
+      <w:r>
+        <w:rPr>
+          <w:sz w:val="20"/>
+          <w:szCs w:val="20"/>
+        </w:rPr>
+        <w:t xml:space="preserve">I used at least two math words.</w:t>
+      </w:r>
+      <w:r>
+        <w:rPr>
+          <w:i/>
+          <w:iCs/>
+          <w:color w:val="5F6F80"/>
+          <w:sz w:val="18"/>
+          <w:szCs w:val="18"/>
+        </w:rPr>
+        <w:br/>
+        <w:t xml:space="preserve">Usé por lo menos dos palabras matemáticas.</w:t>
+      </w:r>
+    </w:p>
+    <w:p>
+      <w:pPr>
+        <w:spacing w:after="80"/>
+      </w:pPr>
+      <w:r>
+        <w:rPr>
+          <w:b/>
+          <w:bCs/>
+          <w:color w:val="1FA6A2"/>
+          <w:sz w:val="22"/>
+          <w:szCs w:val="22"/>
+        </w:rPr>
+        <w:t xml:space="preserve">☐  </w:t>
+      </w:r>
+      <w:r>
+        <w:rPr>
+          <w:sz w:val="20"/>
+          <w:szCs w:val="20"/>
+        </w:rPr>
+        <w:t xml:space="preserve">I reread complete sentences and punctuation.</w:t>
+      </w:r>
+      <w:r>
+        <w:rPr>
+          <w:i/>
+          <w:iCs/>
+          <w:color w:val="5F6F80"/>
+          <w:sz w:val="18"/>
+          <w:szCs w:val="18"/>
+        </w:rPr>
+        <w:br/>
+        <w:t xml:space="preserve">Volví a leer mis oraciones completas y la puntuación.</w:t>
+      </w:r>
+    </w:p>
+    <w:p>
+      <w:pPr>
+        <w:pStyle w:val="Heading1"/>
+        <w:pageBreakBefore/>
+        <w:pBdr>
+          <w:bottom w:val="single" w:color="1FA6A2" w:sz="14" w:space="6"/>
+        </w:pBdr>
+        <w:spacing w:after="140" w:before="0"/>
+      </w:pPr>
+      <w:r>
+        <w:rPr>
+          <w:b/>
+          <w:bCs/>
+          <w:color w:val="12355B"/>
+          <w:sz w:val="30"/>
+          <w:szCs w:val="30"/>
+        </w:rPr>
+        <w:t xml:space="preserve">Worked Example</w:t>
+      </w:r>
+    </w:p>
+    <w:p>
+      <w:pPr>
+        <w:pStyle w:val="Heading2"/>
+        <w:spacing w:after="80" w:before="180"/>
+      </w:pPr>
+      <w:r>
+        <w:rPr>
+          <w:b/>
+          <w:bCs/>
+          <w:color w:val="12355B"/>
+          <w:sz w:val="24"/>
+          <w:szCs w:val="24"/>
+        </w:rPr>
+        <w:t xml:space="preserve">Watch &amp; Read</w:t>
+      </w:r>
+      <w:r>
+        <w:rPr>
+          <w:i/>
+          <w:iCs/>
+          <w:color w:val="1FA6A2"/>
+          <w:sz w:val="19"/>
+          <w:szCs w:val="19"/>
+        </w:rPr>
+        <w:t xml:space="preserve">   I Do — follow along with your teacher</w:t>
+      </w:r>
+    </w:p>
+    <w:tbl>
+      <w:tblPr>
+        <w:tblW w:type="pct" w:w="100%"/>
+        <w:tblBorders>
+          <w:top w:val="single" w:color="1FA6A2" w:sz="8"/>
+          <w:left w:val="single" w:color="1FA6A2" w:sz="8"/>
+          <w:bottom w:val="single" w:color="1FA6A2" w:sz="8"/>
+          <w:right w:val="single" w:color="1FA6A2" w:sz="8"/>
+          <w:insideH w:val="single" w:color="auto" w:sz="4"/>
+          <w:insideV w:val="single" w:color="auto" w:sz="4"/>
+        </w:tblBorders>
+      </w:tblPr>
+      <w:tblGrid>
+        <w:gridCol w:w="100"/>
+      </w:tblGrid>
+      <w:tr>
+        <w:tc>
+          <w:tcPr>
+            <w:shd w:fill="E6F4F3" w:color="auto" w:val="clear"/>
+            <w:tcMar>
+              <w:top w:type="dxa" w:w="120"/>
+              <w:left w:type="dxa" w:w="180"/>
+              <w:bottom w:type="dxa" w:w="120"/>
+              <w:right w:type="dxa" w:w="180"/>
+            </w:tcMar>
+          </w:tcPr>
+          <w:p>
+            <w:pPr>
+              <w:spacing w:after="60"/>
+            </w:pPr>
+            <w:r>
+              <w:rPr>
+                <w:b/>
+                <w:bCs/>
+                <w:color w:val="12355B"/>
+                <w:sz w:val="22"/>
+                <w:szCs w:val="22"/>
+              </w:rPr>
+              <w:t xml:space="preserve">Arcade Builder Challenge</w:t>
+            </w:r>
+          </w:p>
+          <w:p>
+            <w:pPr>
+              <w:spacing w:after="0"/>
+            </w:pPr>
+            <w:r>
+              <w:rPr>
+                <w:sz w:val="21"/>
+                <w:szCs w:val="21"/>
+              </w:rPr>
+              <w:t xml:space="preserve">You're building a brand-new arcade cabinet! The blueprints use feet, but the parts catalog lists measurements in inches. The wiring instructions use yards, and the weight limits are in pounds — but the shipping labels use ounces. You need to convert between units to make sure everything fits and ships correctly.</w:t>
+            </w:r>
+          </w:p>
+        </w:tc>
+      </w:tr>
+    </w:tbl>
+    <w:p>
+      <w:pPr>
+        <w:spacing w:after="80"/>
+      </w:pPr>
+      <w:r>
+        <w:t xml:space="preserve"/>
+      </w:r>
+    </w:p>
+    <w:p>
+      <w:pPr>
+        <w:spacing w:after="50" w:before="60"/>
+      </w:pPr>
+      <w:r>
+        <w:rPr>
+          <w:b/>
+          <w:bCs/>
+          <w:color w:val="12355B"/>
+          <w:sz w:val="21"/>
+          <w:szCs w:val="21"/>
+        </w:rPr>
+        <w:t xml:space="preserve">Think about:</w:t>
+      </w:r>
+    </w:p>
+    <w:p>
+      <w:pPr>
+        <w:spacing w:after="40"/>
+        <w:ind w:left="300"/>
+      </w:pPr>
+      <w:r>
+        <w:rPr>
+          <w:sz w:val="20"/>
+          <w:szCs w:val="20"/>
+        </w:rPr>
+        <w:t xml:space="preserve">•  Why might the blueprint and the parts catalog use different units?</w:t>
+      </w:r>
+    </w:p>
+    <w:p>
+      <w:pPr>
+        <w:spacing w:after="40"/>
+        <w:ind w:left="300"/>
+      </w:pPr>
+      <w:r>
+        <w:rPr>
+          <w:sz w:val="20"/>
+          <w:szCs w:val="20"/>
+        </w:rPr>
+        <w:t xml:space="preserve">•  How many inches are in 1 foot? How many feet in 1 yard?</w:t>
+      </w:r>
+    </w:p>
+    <w:p>
+      <w:pPr>
+        <w:spacing w:after="40"/>
+        <w:ind w:left="300"/>
+      </w:pPr>
+      <w:r>
+        <w:rPr>
+          <w:sz w:val="20"/>
+          <w:szCs w:val="20"/>
+        </w:rPr>
+        <w:t xml:space="preserve">•  How do you decide whether to multiply or divide when converting?</w:t>
+      </w:r>
+    </w:p>
+    <w:p>
+      <w:pPr>
+        <w:spacing w:after="40"/>
+        <w:ind w:left="300"/>
+      </w:pPr>
+      <w:r>
+        <w:rPr>
+          <w:sz w:val="20"/>
+          <w:szCs w:val="20"/>
+        </w:rPr>
+        <w:t xml:space="preserve">•  Can you use a ratio table to help convert units?</w:t>
+      </w:r>
+    </w:p>
+    <w:p>
+      <w:pPr>
+        <w:pStyle w:val="Heading2"/>
+        <w:spacing w:after="80" w:before="180"/>
+      </w:pPr>
+      <w:r>
+        <w:rPr>
+          <w:b/>
+          <w:bCs/>
+          <w:color w:val="12355B"/>
+          <w:sz w:val="24"/>
+          <w:szCs w:val="24"/>
+        </w:rPr>
+        <w:t xml:space="preserve">Solved Example</w:t>
+      </w:r>
+      <w:r>
+        <w:rPr>
+          <w:i/>
+          <w:iCs/>
+          <w:color w:val="1FA6A2"/>
+          <w:sz w:val="19"/>
+          <w:szCs w:val="19"/>
+        </w:rPr>
+        <w:t xml:space="preserve">   I Do — watch each step</w:t>
+      </w:r>
+    </w:p>
+    <w:p>
+      <w:pPr>
+        <w:keepNext/>
+        <w:spacing w:after="40"/>
+      </w:pPr>
+      <w:r>
+        <w:rPr>
+          <w:b/>
+          <w:bCs/>
+          <w:color w:val="12355B"/>
+          <w:sz w:val="21"/>
+          <w:szCs w:val="21"/>
+        </w:rPr>
+        <w:t xml:space="preserve">Problem:  </w:t>
+      </w:r>
+      <w:r>
+        <w:rPr>
+          <w:sz w:val="21"/>
+          <w:szCs w:val="21"/>
+        </w:rPr>
+        <w:t xml:space="preserve">How many inches are in 7 feet?</w:t>
+      </w:r>
+    </w:p>
+    <w:p>
+      <w:pPr>
+        <w:spacing w:after="30"/>
+        <w:ind w:left="420"/>
+      </w:pPr>
+      <w:r>
+        <w:rPr>
+          <w:sz w:val="20"/>
+          <w:szCs w:val="20"/>
+        </w:rPr>
+        <w:t xml:space="preserve">A)  84 inches</w:t>
+      </w:r>
+    </w:p>
+    <w:p>
+      <w:pPr>
+        <w:spacing w:after="30"/>
+        <w:ind w:left="420"/>
+      </w:pPr>
+      <w:r>
+        <w:rPr>
+          <w:sz w:val="20"/>
+          <w:szCs w:val="20"/>
+        </w:rPr>
+        <w:t xml:space="preserve">B)  72 inches</w:t>
+      </w:r>
+    </w:p>
+    <w:p>
+      <w:pPr>
+        <w:spacing w:after="30"/>
+        <w:ind w:left="420"/>
+      </w:pPr>
+      <w:r>
+        <w:rPr>
+          <w:sz w:val="20"/>
+          <w:szCs w:val="20"/>
+        </w:rPr>
+        <w:t xml:space="preserve">C)  70 inches</w:t>
+      </w:r>
+    </w:p>
+    <w:p>
+      <w:pPr>
+        <w:spacing w:after="30"/>
+        <w:ind w:left="420"/>
+      </w:pPr>
+      <w:r>
+        <w:rPr>
+          <w:sz w:val="20"/>
+          <w:szCs w:val="20"/>
+        </w:rPr>
+        <w:t xml:space="preserve">D)  96 inches</w:t>
+      </w:r>
+    </w:p>
+    <w:p>
+      <w:pPr>
+        <w:spacing w:after="20" w:before="50"/>
+      </w:pPr>
+      <w:r>
+        <w:rPr>
+          <w:b/>
+          <w:bCs/>
+          <w:color w:val="1FA6A2"/>
+          <w:sz w:val="21"/>
+          <w:szCs w:val="21"/>
+        </w:rPr>
+        <w:t xml:space="preserve">Step 1:  </w:t>
+      </w:r>
+      <w:r>
+        <w:rPr>
+          <w:sz w:val="21"/>
+          <w:szCs w:val="21"/>
+        </w:rPr>
+        <w:t xml:space="preserve">7 × 12 = 84 inches.</w:t>
+      </w:r>
+    </w:p>
+    <w:p>
+      <w:pPr>
+        <w:spacing w:after="40" w:before="60"/>
+      </w:pPr>
+      <w:r>
+        <w:rPr>
+          <w:b/>
+          <w:bCs/>
+          <w:color w:val="12355B"/>
+          <w:sz w:val="21"/>
+          <w:szCs w:val="21"/>
+        </w:rPr>
+        <w:t xml:space="preserve">Answer:  </w:t>
+      </w:r>
+      <w:r>
+        <w:rPr>
+          <w:b/>
+          <w:bCs/>
+          <w:sz w:val="21"/>
+          <w:szCs w:val="21"/>
+        </w:rPr>
+        <w:t xml:space="preserve">A. 84 inches</w:t>
+      </w:r>
+    </w:p>
+    <w:p>
+      <w:pPr>
+        <w:pStyle w:val="Heading1"/>
+        <w:pageBreakBefore/>
+        <w:pBdr>
+          <w:bottom w:val="single" w:color="1FA6A2" w:sz="14" w:space="6"/>
+        </w:pBdr>
+        <w:spacing w:after="140" w:before="0"/>
+      </w:pPr>
+      <w:r>
+        <w:rPr>
+          <w:b/>
+          <w:bCs/>
+          <w:color w:val="12355B"/>
+          <w:sz w:val="30"/>
+          <w:szCs w:val="30"/>
+        </w:rPr>
+        <w:t xml:space="preserve">Guided Practice</w:t>
+      </w:r>
+    </w:p>
+    <w:p>
+      <w:pPr>
+        <w:pStyle w:val="Heading2"/>
+        <w:spacing w:after="80" w:before="180"/>
+      </w:pPr>
+      <w:r>
+        <w:rPr>
+          <w:b/>
+          <w:bCs/>
+          <w:color w:val="12355B"/>
+          <w:sz w:val="24"/>
+          <w:szCs w:val="24"/>
+        </w:rPr>
+        <w:t xml:space="preserve">Solve Together</w:t>
+      </w:r>
+      <w:r>
+        <w:rPr>
+          <w:i/>
+          <w:iCs/>
+          <w:color w:val="6B4FA0"/>
+          <w:sz w:val="19"/>
+          <w:szCs w:val="19"/>
+        </w:rPr>
+        <w:t xml:space="preserve">   We Do — work with your class</w:t>
+      </w:r>
+    </w:p>
+    <w:p>
+      <w:pPr>
+        <w:keepNext/>
+        <w:spacing w:after="40" w:before="40"/>
+      </w:pPr>
+      <w:r>
+        <w:rPr>
+          <w:b/>
+          <w:bCs/>
+          <w:color w:val="12355B"/>
+          <w:sz w:val="21"/>
+          <w:szCs w:val="21"/>
+        </w:rPr>
+        <w:t xml:space="preserve">Problem:  </w:t>
+      </w:r>
+      <w:r>
+        <w:rPr>
+          <w:sz w:val="21"/>
+          <w:szCs w:val="21"/>
+        </w:rPr>
+        <w:t xml:space="preserve">How many feet are in 3 yards?</w:t>
+      </w:r>
+    </w:p>
+    <w:p>
+      <w:pPr>
+        <w:spacing w:after="30"/>
+        <w:ind w:left="420"/>
+      </w:pPr>
+      <w:r>
+        <w:rPr>
+          <w:sz w:val="20"/>
+          <w:szCs w:val="20"/>
+        </w:rPr>
+        <w:t xml:space="preserve">A)  9 feet</w:t>
+      </w:r>
+    </w:p>
+    <w:p>
+      <w:pPr>
+        <w:spacing w:after="30"/>
+        <w:ind w:left="420"/>
+      </w:pPr>
+      <w:r>
+        <w:rPr>
+          <w:sz w:val="20"/>
+          <w:szCs w:val="20"/>
+        </w:rPr>
+        <w:t xml:space="preserve">B)  6 feet</w:t>
+      </w:r>
+    </w:p>
+    <w:p>
+      <w:pPr>
+        <w:spacing w:after="30"/>
+        <w:ind w:left="420"/>
+      </w:pPr>
+      <w:r>
+        <w:rPr>
+          <w:sz w:val="20"/>
+          <w:szCs w:val="20"/>
+        </w:rPr>
+        <w:t xml:space="preserve">C)  12 feet</w:t>
+      </w:r>
+    </w:p>
+    <w:p>
+      <w:pPr>
+        <w:spacing w:after="30"/>
+        <w:ind w:left="420"/>
+      </w:pPr>
+      <w:r>
+        <w:rPr>
+          <w:sz w:val="20"/>
+          <w:szCs w:val="20"/>
+        </w:rPr>
+        <w:t xml:space="preserve">D)  36 feet</w:t>
+      </w:r>
+    </w:p>
+    <w:p>
+      <w:pPr>
+        <w:keepNext/>
+        <w:spacing w:after="0" w:before="50"/>
+      </w:pPr>
+      <w:r>
+        <w:rPr>
+          <w:b/>
+          <w:bCs/>
+          <w:color w:val="6B4FA0"/>
+          <w:sz w:val="21"/>
+          <w:szCs w:val="21"/>
+        </w:rPr>
+        <w:t xml:space="preserve">Step 1:</w:t>
+      </w:r>
+    </w:p>
+    <w:p>
+      <w:pPr>
+        <w:pBdr>
+          <w:bottom w:val="single" w:color="AFBECC" w:sz="6"/>
+        </w:pBdr>
+        <w:spacing w:after="30" w:before="150"/>
+      </w:pPr>
+      <w:r>
+        <w:t xml:space="preserve"/>
+      </w:r>
+    </w:p>
+    <w:p>
+      <w:pPr>
+        <w:keepNext/>
+        <w:spacing w:after="0" w:before="50"/>
+      </w:pPr>
+      <w:r>
+        <w:rPr>
+          <w:b/>
+          <w:bCs/>
+          <w:color w:val="6B4FA0"/>
+          <w:sz w:val="21"/>
+          <w:szCs w:val="21"/>
+        </w:rPr>
+        <w:t xml:space="preserve">Step 2:</w:t>
+      </w:r>
+    </w:p>
+    <w:p>
+      <w:pPr>
+        <w:pBdr>
+          <w:bottom w:val="single" w:color="AFBECC" w:sz="6"/>
+        </w:pBdr>
+        <w:spacing w:after="30" w:before="150"/>
+      </w:pPr>
+      <w:r>
+        <w:t xml:space="preserve"/>
+      </w:r>
+    </w:p>
+    <w:p>
+      <w:pPr>
+        <w:keepNext/>
+        <w:spacing w:after="0" w:before="60"/>
+      </w:pPr>
+      <w:r>
+        <w:rPr>
+          <w:b/>
+          <w:bCs/>
+          <w:color w:val="12355B"/>
+          <w:sz w:val="21"/>
+          <w:szCs w:val="21"/>
+        </w:rPr>
+        <w:t xml:space="preserve">Answer:</w:t>
+      </w:r>
+    </w:p>
+    <w:p>
+      <w:pPr>
+        <w:pBdr>
+          <w:bottom w:val="single" w:color="AFBECC" w:sz="6"/>
+        </w:pBdr>
+        <w:spacing w:after="30" w:before="150"/>
+      </w:pPr>
+      <w:r>
+        <w:t xml:space="preserve"/>
+      </w:r>
+    </w:p>
+    <w:p>
+      <w:pPr>
+        <w:spacing w:after="80"/>
+      </w:pPr>
+      <w:r>
+        <w:t xml:space="preserve"/>
+      </w:r>
+    </w:p>
+    <w:tbl>
+      <w:tblPr>
+        <w:tblW w:type="pct" w:w="100%"/>
+        <w:tblBorders>
+          <w:top w:val="single" w:color="BBD0DE" w:sz="8"/>
+          <w:left w:val="single" w:color="BBD0DE" w:sz="8"/>
+          <w:bottom w:val="single" w:color="BBD0DE" w:sz="8"/>
+          <w:right w:val="single" w:color="BBD0DE" w:sz="8"/>
+          <w:insideH w:val="single" w:color="auto" w:sz="4"/>
+          <w:insideV w:val="single" w:color="auto" w:sz="4"/>
+        </w:tblBorders>
+      </w:tblPr>
+      <w:tblGrid>
+        <w:gridCol w:w="100"/>
+      </w:tblGrid>
+      <w:tr>
+        <w:tc>
+          <w:tcPr>
+            <w:shd w:fill="EEF4F8" w:color="auto" w:val="clear"/>
+            <w:tcMar>
+              <w:top w:type="dxa" w:w="120"/>
+              <w:left w:type="dxa" w:w="180"/>
+              <w:bottom w:type="dxa" w:w="120"/>
+              <w:right w:type="dxa" w:w="180"/>
+            </w:tcMar>
+          </w:tcPr>
+          <w:p>
+            <w:pPr>
               <w:spacing w:after="60"/>
             </w:pPr>
             <w:r>
@@ -3512,6 +4808,97 @@
           <w:szCs w:val="19"/>
         </w:rPr>
         <w:t xml:space="preserve">  — 5 yards × 3 = 15 feet. 15 feet × 12 = 180 inches. Or: 5 × 36 = 180 inches.</w:t>
+      </w:r>
+    </w:p>
+    <w:p>
+      <w:pPr>
+        <w:pStyle w:val="Heading2"/>
+        <w:spacing w:after="80" w:before="180"/>
+      </w:pPr>
+      <w:r>
+        <w:rPr>
+          <w:b/>
+          <w:bCs/>
+          <w:color w:val="12355B"/>
+          <w:sz w:val="24"/>
+          <w:szCs w:val="24"/>
+        </w:rPr>
+        <w:t xml:space="preserve">Math Writing Criteria</w:t>
+      </w:r>
+    </w:p>
+    <w:p>
+      <w:pPr>
+        <w:spacing w:after="100"/>
+      </w:pPr>
+      <w:r>
+        <w:rPr>
+          <w:i/>
+          <w:iCs/>
+          <w:color w:val="5F6F80"/>
+          <w:sz w:val="19"/>
+          <w:szCs w:val="19"/>
+        </w:rPr>
+        <w:t xml:space="preserve">The support level changes the amount of language scaffolding, not the mathematical expectation.</w:t>
+      </w:r>
+    </w:p>
+    <w:p>
+      <w:pPr>
+        <w:spacing w:after="80"/>
+      </w:pPr>
+      <w:r>
+        <w:rPr>
+          <w:sz w:val="20"/>
+          <w:szCs w:val="20"/>
+        </w:rPr>
+        <w:t xml:space="preserve">☐  I answered the question.</w:t>
+      </w:r>
+    </w:p>
+    <w:p>
+      <w:pPr>
+        <w:spacing w:after="80"/>
+      </w:pPr>
+      <w:r>
+        <w:rPr>
+          <w:sz w:val="20"/>
+          <w:szCs w:val="20"/>
+        </w:rPr>
+        <w:t xml:space="preserve">☐  I used math evidence: numbers, an equation, a model, or a comparison.</w:t>
+      </w:r>
+    </w:p>
+    <w:p>
+      <w:pPr>
+        <w:spacing w:after="80"/>
+      </w:pPr>
+      <w:r>
+        <w:rPr>
+          <w:sz w:val="20"/>
+          <w:szCs w:val="20"/>
+        </w:rPr>
+        <w:t xml:space="preserve">☐  I explained how the evidence proves my answer.</w:t>
+      </w:r>
+    </w:p>
+    <w:p>
+      <w:pPr>
+        <w:spacing w:after="80"/>
+      </w:pPr>
+      <w:r>
+        <w:rPr>
+          <w:sz w:val="20"/>
+          <w:szCs w:val="20"/>
+        </w:rPr>
+        <w:t xml:space="preserve">☐  I used at least two math words.</w:t>
+      </w:r>
+    </w:p>
+    <w:p>
+      <w:pPr>
+        <w:spacing w:after="80"/>
+      </w:pPr>
+      <w:r>
+        <w:rPr>
+          <w:sz w:val="20"/>
+          <w:szCs w:val="20"/>
+        </w:rPr>
+        <w:t xml:space="preserve">☐  I reread complete sentences and punctuation.</w:t>
       </w:r>
     </w:p>
     <w:sectPr>
